--- a/downloads/handouts/Unit 03/Handout 03.19 - Human Services Careers Walk.docx
+++ b/downloads/handouts/Unit 03/Handout 03.19 - Human Services Careers Walk.docx
@@ -410,20 +410,18 @@
         <w:pStyle w:val="BodyText"/>
       </w:pPr>
       <w:r>
-        <w:t xml:space="preserve">Career names in other languages:</w:t>
+        <w:t xml:space="preserve">Career names in Spanish:</w:t>
       </w:r>
     </w:p>
     <w:tbl>
       <w:tblPr>
         <w:tblStyle w:val="Table"/>
-        <w:tblW w:type="pct" w:w="5000.0"/>
+        <w:tblW w:type="pct" w:w="5000"/>
         <w:tblLook w:firstRow="1"/>
       </w:tblPr>
       <w:tblGrid>
-        <w:gridCol w:w="1980"/>
-        <w:gridCol w:w="1980"/>
-        <w:gridCol w:w="1980"/>
-        <w:gridCol w:w="1980"/>
+        <w:gridCol w:w="4680"/>
+        <w:gridCol w:w="4680"/>
       </w:tblGrid>
       <w:tr>
         <w:trPr>
@@ -431,6 +429,7 @@
         </w:trPr>
         <w:tc>
           <w:tcPr>
+            <w:tcW w:type="dxa" w:w="4680"/>
             <w:tcBorders>
               <w:bottom w:val="single"/>
             </w:tcBorders>
@@ -448,6 +447,7 @@
         </w:tc>
         <w:tc>
           <w:tcPr>
+            <w:tcW w:type="dxa" w:w="4680"/>
             <w:tcBorders>
               <w:bottom w:val="single"/>
             </w:tcBorders>
@@ -459,40 +459,6 @@
               <w:jc w:val="left"/>
             </w:pPr>
             <w:r>
-              <w:t xml:space="preserve">Turkish</w:t>
-            </w:r>
-          </w:p>
-        </w:tc>
-        <w:tc>
-          <w:tcPr>
-            <w:tcBorders>
-              <w:bottom w:val="single"/>
-            </w:tcBorders>
-            <w:vAlign w:val="bottom"/>
-          </w:tcPr>
-          <w:p>
-            <w:pPr>
-              <w:pStyle w:val="Compact"/>
-              <w:jc w:val="left"/>
-            </w:pPr>
-            <w:r>
-              <w:t xml:space="preserve">Portuguese</w:t>
-            </w:r>
-          </w:p>
-        </w:tc>
-        <w:tc>
-          <w:tcPr>
-            <w:tcBorders>
-              <w:bottom w:val="single"/>
-            </w:tcBorders>
-            <w:vAlign w:val="bottom"/>
-          </w:tcPr>
-          <w:p>
-            <w:pPr>
-              <w:pStyle w:val="Compact"/>
-              <w:jc w:val="left"/>
-            </w:pPr>
-            <w:r>
               <w:t xml:space="preserve">Spanish</w:t>
             </w:r>
           </w:p>
@@ -500,6 +466,9 @@
       </w:tr>
       <w:tr>
         <w:tc>
+          <w:tcPr>
+            <w:tcW w:type="dxa" w:w="4680"/>
+          </w:tcPr>
           <w:p>
             <w:pPr>
               <w:pStyle w:val="Compact"/>
@@ -511,28 +480,9 @@
           </w:p>
         </w:tc>
         <w:tc>
-          <w:p>
-            <w:pPr>
-              <w:pStyle w:val="Compact"/>
-              <w:jc w:val="left"/>
-            </w:pPr>
-            <w:r>
-              <w:t xml:space="preserve">öğretmen</w:t>
-            </w:r>
-          </w:p>
-        </w:tc>
-        <w:tc>
-          <w:p>
-            <w:pPr>
-              <w:pStyle w:val="Compact"/>
-              <w:jc w:val="left"/>
-            </w:pPr>
-            <w:r>
-              <w:t xml:space="preserve">professor / professora</w:t>
-            </w:r>
-          </w:p>
-        </w:tc>
-        <w:tc>
+          <w:tcPr>
+            <w:tcW w:type="dxa" w:w="4680"/>
+          </w:tcPr>
           <w:p>
             <w:pPr>
               <w:pStyle w:val="Compact"/>
@@ -546,6 +496,9 @@
       </w:tr>
       <w:tr>
         <w:tc>
+          <w:tcPr>
+            <w:tcW w:type="dxa" w:w="4680"/>
+          </w:tcPr>
           <w:p>
             <w:pPr>
               <w:pStyle w:val="Compact"/>
@@ -557,28 +510,9 @@
           </w:p>
         </w:tc>
         <w:tc>
-          <w:p>
-            <w:pPr>
-              <w:pStyle w:val="Compact"/>
-              <w:jc w:val="left"/>
-            </w:pPr>
-            <w:r>
-              <w:t xml:space="preserve">hemşire</w:t>
-            </w:r>
-          </w:p>
-        </w:tc>
-        <w:tc>
-          <w:p>
-            <w:pPr>
-              <w:pStyle w:val="Compact"/>
-              <w:jc w:val="left"/>
-            </w:pPr>
-            <w:r>
-              <w:t xml:space="preserve">enfermeiro / enfermeira</w:t>
-            </w:r>
-          </w:p>
-        </w:tc>
-        <w:tc>
+          <w:tcPr>
+            <w:tcW w:type="dxa" w:w="4680"/>
+          </w:tcPr>
           <w:p>
             <w:pPr>
               <w:pStyle w:val="Compact"/>
@@ -592,6 +526,9 @@
       </w:tr>
       <w:tr>
         <w:tc>
+          <w:tcPr>
+            <w:tcW w:type="dxa" w:w="4680"/>
+          </w:tcPr>
           <w:p>
             <w:pPr>
               <w:pStyle w:val="Compact"/>
@@ -603,28 +540,9 @@
           </w:p>
         </w:tc>
         <w:tc>
-          <w:p>
-            <w:pPr>
-              <w:pStyle w:val="Compact"/>
-              <w:jc w:val="left"/>
-            </w:pPr>
-            <w:r>
-              <w:t xml:space="preserve">sosyal hizmet uzmanı</w:t>
-            </w:r>
-          </w:p>
-        </w:tc>
-        <w:tc>
-          <w:p>
-            <w:pPr>
-              <w:pStyle w:val="Compact"/>
-              <w:jc w:val="left"/>
-            </w:pPr>
-            <w:r>
-              <w:t xml:space="preserve">assistente social</w:t>
-            </w:r>
-          </w:p>
-        </w:tc>
-        <w:tc>
+          <w:tcPr>
+            <w:tcW w:type="dxa" w:w="4680"/>
+          </w:tcPr>
           <w:p>
             <w:pPr>
               <w:pStyle w:val="Compact"/>
@@ -638,6 +556,9 @@
       </w:tr>
       <w:tr>
         <w:tc>
+          <w:tcPr>
+            <w:tcW w:type="dxa" w:w="4680"/>
+          </w:tcPr>
           <w:p>
             <w:pPr>
               <w:pStyle w:val="Compact"/>
@@ -649,28 +570,9 @@
           </w:p>
         </w:tc>
         <w:tc>
-          <w:p>
-            <w:pPr>
-              <w:pStyle w:val="Compact"/>
-              <w:jc w:val="left"/>
-            </w:pPr>
-            <w:r>
-              <w:t xml:space="preserve">rehber öğretmen</w:t>
-            </w:r>
-          </w:p>
-        </w:tc>
-        <w:tc>
-          <w:p>
-            <w:pPr>
-              <w:pStyle w:val="Compact"/>
-              <w:jc w:val="left"/>
-            </w:pPr>
-            <w:r>
-              <w:t xml:space="preserve">orientador / orientadora</w:t>
-            </w:r>
-          </w:p>
-        </w:tc>
-        <w:tc>
+          <w:tcPr>
+            <w:tcW w:type="dxa" w:w="4680"/>
+          </w:tcPr>
           <w:p>
             <w:pPr>
               <w:pStyle w:val="Compact"/>
@@ -684,6 +586,9 @@
       </w:tr>
       <w:tr>
         <w:tc>
+          <w:tcPr>
+            <w:tcW w:type="dxa" w:w="4680"/>
+          </w:tcPr>
           <w:p>
             <w:pPr>
               <w:pStyle w:val="Compact"/>
@@ -695,28 +600,9 @@
           </w:p>
         </w:tc>
         <w:tc>
-          <w:p>
-            <w:pPr>
-              <w:pStyle w:val="Compact"/>
-              <w:jc w:val="left"/>
-            </w:pPr>
-            <w:r>
-              <w:t xml:space="preserve">kreş müdürü</w:t>
-            </w:r>
-          </w:p>
-        </w:tc>
-        <w:tc>
-          <w:p>
-            <w:pPr>
-              <w:pStyle w:val="Compact"/>
-              <w:jc w:val="left"/>
-            </w:pPr>
-            <w:r>
-              <w:t xml:space="preserve">diretor de creche</w:t>
-            </w:r>
-          </w:p>
-        </w:tc>
-        <w:tc>
+          <w:tcPr>
+            <w:tcW w:type="dxa" w:w="4680"/>
+          </w:tcPr>
           <w:p>
             <w:pPr>
               <w:pStyle w:val="Compact"/>
@@ -730,6 +616,9 @@
       </w:tr>
       <w:tr>
         <w:tc>
+          <w:tcPr>
+            <w:tcW w:type="dxa" w:w="4680"/>
+          </w:tcPr>
           <w:p>
             <w:pPr>
               <w:pStyle w:val="Compact"/>
@@ -741,28 +630,9 @@
           </w:p>
         </w:tc>
         <w:tc>
-          <w:p>
-            <w:pPr>
-              <w:pStyle w:val="Compact"/>
-              <w:jc w:val="left"/>
-            </w:pPr>
-            <w:r>
-              <w:t xml:space="preserve">konuşma terapisti</w:t>
-            </w:r>
-          </w:p>
-        </w:tc>
-        <w:tc>
-          <w:p>
-            <w:pPr>
-              <w:pStyle w:val="Compact"/>
-              <w:jc w:val="left"/>
-            </w:pPr>
-            <w:r>
-              <w:t xml:space="preserve">fonoaudiólogo</w:t>
-            </w:r>
-          </w:p>
-        </w:tc>
-        <w:tc>
+          <w:tcPr>
+            <w:tcW w:type="dxa" w:w="4680"/>
+          </w:tcPr>
           <w:p>
             <w:pPr>
               <w:pStyle w:val="Compact"/>
@@ -776,6 +646,9 @@
       </w:tr>
       <w:tr>
         <w:tc>
+          <w:tcPr>
+            <w:tcW w:type="dxa" w:w="4680"/>
+          </w:tcPr>
           <w:p>
             <w:pPr>
               <w:pStyle w:val="Compact"/>
@@ -787,28 +660,9 @@
           </w:p>
         </w:tc>
         <w:tc>
-          <w:p>
-            <w:pPr>
-              <w:pStyle w:val="Compact"/>
-              <w:jc w:val="left"/>
-            </w:pPr>
-            <w:r>
-              <w:t xml:space="preserve">antrenör</w:t>
-            </w:r>
-          </w:p>
-        </w:tc>
-        <w:tc>
-          <w:p>
-            <w:pPr>
-              <w:pStyle w:val="Compact"/>
-              <w:jc w:val="left"/>
-            </w:pPr>
-            <w:r>
-              <w:t xml:space="preserve">treinador</w:t>
-            </w:r>
-          </w:p>
-        </w:tc>
-        <w:tc>
+          <w:tcPr>
+            <w:tcW w:type="dxa" w:w="4680"/>
+          </w:tcPr>
           <w:p>
             <w:pPr>
               <w:pStyle w:val="Compact"/>
@@ -822,6 +676,9 @@
       </w:tr>
       <w:tr>
         <w:tc>
+          <w:tcPr>
+            <w:tcW w:type="dxa" w:w="4680"/>
+          </w:tcPr>
           <w:p>
             <w:pPr>
               <w:pStyle w:val="Compact"/>
@@ -833,28 +690,9 @@
           </w:p>
         </w:tc>
         <w:tc>
-          <w:p>
-            <w:pPr>
-              <w:pStyle w:val="Compact"/>
-              <w:jc w:val="left"/>
-            </w:pPr>
-            <w:r>
-              <w:t xml:space="preserve">avukat</w:t>
-            </w:r>
-          </w:p>
-        </w:tc>
-        <w:tc>
-          <w:p>
-            <w:pPr>
-              <w:pStyle w:val="Compact"/>
-              <w:jc w:val="left"/>
-            </w:pPr>
-            <w:r>
-              <w:t xml:space="preserve">advogado / advogada</w:t>
-            </w:r>
-          </w:p>
-        </w:tc>
-        <w:tc>
+          <w:tcPr>
+            <w:tcW w:type="dxa" w:w="4680"/>
+          </w:tcPr>
           <w:p>
             <w:pPr>
               <w:pStyle w:val="Compact"/>

--- a/downloads/handouts/Unit 03/Handout 03.19 - Human Services Careers Walk.docx
+++ b/downloads/handouts/Unit 03/Handout 03.19 - Human Services Careers Walk.docx
@@ -34,7 +34,7 @@
         <w:t xml:space="preserve"> </w:t>
       </w:r>
       <w:r>
-        <w:t xml:space="preserve">Part 1 is the eight career cards; the teacher posts them large around the room (four more are on the back for the stretch). Part 2 is your walk sheet: at each card, read all three lines, then rate the three questions 1 to 3. Total each career. Circle your top one. Fill the pathway line and the unit skill line. Turn this in with your test.</w:t>
+        <w:t xml:space="preserve">Part 1 is the eight career cards. The teacher posts them large around the room. Four more are on the back for the stretch. Part 2 is your walk sheet. At each card, read every line. Then rate the three questions from 1 to 3. Add up the total for each career. Circle your top one. Fill in the pathway line and the unit skill line. Turn this in with your test.</w:t>
       </w:r>
     </w:p>
     <w:p>
@@ -720,7 +720,7 @@
         <w:pStyle w:val="FirstParagraph"/>
       </w:pPr>
       <w:r>
-        <w:t xml:space="preserve">At each card, read all three lines. Then rate:</w:t>
+        <w:t xml:space="preserve">At each card, read every line. Then rate:</w:t>
       </w:r>
     </w:p>
     <w:p>
@@ -1373,7 +1373,43 @@
         <w:rPr>
           <w:b/>
         </w:rPr>
-        <w:t xml:space="preserve">The pathway (what it takes to get there, from the card):</w:t>
+        <w:t xml:space="preserve">The pathway (what it takes to get there; copy from the card’s</w:t>
+      </w:r>
+      <w:r>
+        <w:rPr>
+          <w:b/>
+        </w:rPr>
+        <w:t xml:space="preserve"> </w:t>
+      </w:r>
+      <w:r>
+        <w:rPr>
+          <w:b/>
+        </w:rPr>
+        <w:t xml:space="preserve">“</w:t>
+      </w:r>
+      <w:r>
+        <w:rPr>
+          <w:b/>
+        </w:rPr>
+        <w:t xml:space="preserve">Needs</w:t>
+      </w:r>
+      <w:r>
+        <w:rPr>
+          <w:b/>
+        </w:rPr>
+        <w:t xml:space="preserve">”</w:t>
+      </w:r>
+      <w:r>
+        <w:rPr>
+          <w:b/>
+        </w:rPr>
+        <w:t xml:space="preserve"> </w:t>
+      </w:r>
+      <w:r>
+        <w:rPr>
+          <w:b/>
+        </w:rPr>
+        <w:t xml:space="preserve">line):</w:t>
       </w:r>
       <w:r>
         <w:t xml:space="preserve"> </w:t>
